--- a/analisis_diseno_3_bti/lote_4/ADS_3BTI_LOTE4_GUIA_DOCENTE_OFICIO_O3.docx
+++ b/analisis_diseno_3_bti/lote_4/ADS_3BTI_LOTE4_GUIA_DOCENTE_OFICIO_O3.docx
@@ -230,7 +230,7 @@
           <w:i w:val="0"/>
           <w:sz w:val="20"/>
         </w:rPr>
-        <w:t>Versión v1.0 (lote 4, para auditoría) · oficio O3</w:t>
+        <w:t>Versión v1.1 (lote 4, cierre de auditoría) · oficio O3</w:t>
       </w:r>
     </w:p>
     <w:p>
@@ -9756,6 +9756,1150 @@
           <w:i w:val="0"/>
           <w:sz w:val="20"/>
         </w:rPr>
+        <w:t>Práctica 11 (v1.1): se hace en una copia de práctica de la base del equipo, con la correspondencia fija del libro; la base de la clase no cambia. La secuencia del nivel 2 se comprobó con lote_4/practica_11/comprobar_practica_11.php, que usa el código de la referencia docente sin modificarlo sobre una base temporal (resultado en la sección 7). El docente puede correrla también sobre la copia de un equipo: php comprobar_practica_11.php &lt;carpeta de la copia&gt;.</w:t>
+      </w:r>
+    </w:p>
+    <w:p>
+      <w:pPr>
+        <w:keepNext/>
+        <w:spacing w:before="0" w:after="80"/>
+        <w:jc w:val="both"/>
+      </w:pPr>
+      <w:r>
+        <w:rPr>
+          <w:b/>
+          <w:i w:val="0"/>
+          <w:color w:val="1B5E20"/>
+          <w:sz w:val="20"/>
+        </w:rPr>
+        <w:t>Práctica 11: secuencia comprobada del nivel 2</w:t>
+      </w:r>
+    </w:p>
+    <w:tbl>
+      <w:tblPr>
+        <w:jc w:val="center"/>
+        <w:tblLook w:firstColumn="1" w:firstRow="1" w:lastColumn="0" w:lastRow="0" w:noHBand="0" w:noVBand="1" w:val="04A0"/>
+        <w:tblBorders>
+          <w:top w:val="single" w:sz="4" w:space="0" w:color="BFBFBF"/>
+          <w:left w:val="single" w:sz="4" w:space="0" w:color="BFBFBF"/>
+          <w:bottom w:val="single" w:sz="4" w:space="0" w:color="BFBFBF"/>
+          <w:right w:val="single" w:sz="4" w:space="0" w:color="BFBFBF"/>
+          <w:insideH w:val="single" w:sz="4" w:space="0" w:color="BFBFBF"/>
+          <w:insideV w:val="single" w:sz="4" w:space="0" w:color="BFBFBF"/>
+        </w:tblBorders>
+        <w:tblW w:w="9802" w:type="dxa"/>
+        <w:tblLayout w:type="fixed"/>
+      </w:tblPr>
+      <w:tblGrid>
+        <w:gridCol w:w="709"/>
+        <w:gridCol w:w="1299"/>
+        <w:gridCol w:w="1181"/>
+        <w:gridCol w:w="5314"/>
+        <w:gridCol w:w="1299"/>
+      </w:tblGrid>
+      <w:tr>
+        <w:trPr>
+          <w:cantSplit/>
+          <w:tblHeader/>
+        </w:trPr>
+        <w:tc>
+          <w:tcPr>
+            <w:tcW w:type="dxa" w:w="709"/>
+            <w:shd w:val="clear" w:color="auto" w:fill="2E7D32"/>
+          </w:tcPr>
+          <w:p>
+            <w:pPr>
+              <w:keepNext/>
+            </w:pPr>
+            <w:r>
+              <w:rPr>
+                <w:b/>
+                <w:color w:val="FFFFFF"/>
+                <w:sz w:val="17"/>
+              </w:rPr>
+              <w:t>Paso</w:t>
+            </w:r>
+          </w:p>
+        </w:tc>
+        <w:tc>
+          <w:tcPr>
+            <w:tcW w:type="dxa" w:w="1299"/>
+            <w:shd w:val="clear" w:color="auto" w:fill="2E7D32"/>
+          </w:tcPr>
+          <w:p>
+            <w:pPr>
+              <w:keepNext/>
+            </w:pPr>
+            <w:r>
+              <w:rPr>
+                <w:b/>
+                <w:color w:val="FFFFFF"/>
+                <w:sz w:val="17"/>
+              </w:rPr>
+              <w:t>Fuente</w:t>
+            </w:r>
+          </w:p>
+        </w:tc>
+        <w:tc>
+          <w:tcPr>
+            <w:tcW w:type="dxa" w:w="1181"/>
+            <w:shd w:val="clear" w:color="auto" w:fill="2E7D32"/>
+          </w:tcPr>
+          <w:p>
+            <w:pPr>
+              <w:keepNext/>
+            </w:pPr>
+            <w:r>
+              <w:rPr>
+                <w:b/>
+                <w:color w:val="FFFFFF"/>
+                <w:sz w:val="17"/>
+              </w:rPr>
+              <w:t>Operación</w:t>
+            </w:r>
+          </w:p>
+        </w:tc>
+        <w:tc>
+          <w:tcPr>
+            <w:tcW w:type="dxa" w:w="5314"/>
+            <w:shd w:val="clear" w:color="auto" w:fill="2E7D32"/>
+          </w:tcPr>
+          <w:p>
+            <w:pPr>
+              <w:keepNext/>
+            </w:pPr>
+            <w:r>
+              <w:rPr>
+                <w:b/>
+                <w:color w:val="FFFFFF"/>
+                <w:sz w:val="17"/>
+              </w:rPr>
+              <w:t>Entradas</w:t>
+            </w:r>
+          </w:p>
+        </w:tc>
+        <w:tc>
+          <w:tcPr>
+            <w:tcW w:type="dxa" w:w="1299"/>
+            <w:shd w:val="clear" w:color="auto" w:fill="2E7D32"/>
+          </w:tcPr>
+          <w:p>
+            <w:pPr>
+              <w:keepNext/>
+            </w:pPr>
+            <w:r>
+              <w:rPr>
+                <w:b/>
+                <w:color w:val="FFFFFF"/>
+                <w:sz w:val="17"/>
+              </w:rPr>
+              <w:t>Esperado</w:t>
+            </w:r>
+          </w:p>
+        </w:tc>
+      </w:tr>
+      <w:tr>
+        <w:trPr>
+          <w:cantSplit/>
+        </w:trPr>
+        <w:tc>
+          <w:tcPr>
+            <w:tcW w:type="dxa" w:w="709"/>
+          </w:tcPr>
+          <w:p>
+            <w:pPr>
+              <w:keepNext/>
+            </w:pPr>
+            <w:r>
+              <w:rPr>
+                <w:sz w:val="17"/>
+              </w:rPr>
+              <w:t>1</w:t>
+            </w:r>
+          </w:p>
+        </w:tc>
+        <w:tc>
+          <w:tcPr>
+            <w:tcW w:type="dxa" w:w="1299"/>
+          </w:tcPr>
+          <w:p>
+            <w:pPr>
+              <w:keepNext/>
+            </w:pPr>
+            <w:r>
+              <w:rPr>
+                <w:sz w:val="17"/>
+              </w:rPr>
+              <w:t>MD-01</w:t>
+            </w:r>
+          </w:p>
+        </w:tc>
+        <w:tc>
+          <w:tcPr>
+            <w:tcW w:type="dxa" w:w="1181"/>
+          </w:tcPr>
+          <w:p>
+            <w:pPr>
+              <w:keepNext/>
+            </w:pPr>
+            <w:r>
+              <w:rPr>
+                <w:sz w:val="17"/>
+              </w:rPr>
+              <w:t>OA-02</w:t>
+            </w:r>
+          </w:p>
+        </w:tc>
+        <w:tc>
+          <w:tcPr>
+            <w:tcW w:type="dxa" w:w="5314"/>
+          </w:tcPr>
+          <w:p>
+            <w:pPr>
+              <w:keepNext/>
+            </w:pPr>
+            <w:r>
+              <w:rPr>
+                <w:sz w:val="17"/>
+              </w:rPr>
+              <w:t>OB-0210 · La laguna de los patos · Autora del caso (ficticia) · ED-0210 · Donación Mbokaja</w:t>
+            </w:r>
+          </w:p>
+        </w:tc>
+        <w:tc>
+          <w:tcPr>
+            <w:tcW w:type="dxa" w:w="1299"/>
+          </w:tcPr>
+          <w:p>
+            <w:pPr>
+              <w:keepNext/>
+            </w:pPr>
+            <w:r>
+              <w:rPr>
+                <w:sz w:val="17"/>
+              </w:rPr>
+              <w:t>MA-04</w:t>
+            </w:r>
+          </w:p>
+        </w:tc>
+      </w:tr>
+      <w:tr>
+        <w:trPr>
+          <w:cantSplit/>
+        </w:trPr>
+        <w:tc>
+          <w:tcPr>
+            <w:tcW w:type="dxa" w:w="709"/>
+            <w:shd w:val="clear" w:color="auto" w:fill="F5F5F5"/>
+          </w:tcPr>
+          <w:p>
+            <w:pPr>
+              <w:keepNext/>
+            </w:pPr>
+            <w:r>
+              <w:rPr>
+                <w:sz w:val="17"/>
+              </w:rPr>
+              <w:t>2</w:t>
+            </w:r>
+          </w:p>
+        </w:tc>
+        <w:tc>
+          <w:tcPr>
+            <w:tcW w:type="dxa" w:w="1299"/>
+            <w:shd w:val="clear" w:color="auto" w:fill="F5F5F5"/>
+          </w:tcPr>
+          <w:p>
+            <w:pPr>
+              <w:keepNext/>
+            </w:pPr>
+            <w:r>
+              <w:rPr>
+                <w:sz w:val="17"/>
+              </w:rPr>
+              <w:t>MD-01</w:t>
+            </w:r>
+          </w:p>
+        </w:tc>
+        <w:tc>
+          <w:tcPr>
+            <w:tcW w:type="dxa" w:w="1181"/>
+            <w:shd w:val="clear" w:color="auto" w:fill="F5F5F5"/>
+          </w:tcPr>
+          <w:p>
+            <w:pPr>
+              <w:keepNext/>
+            </w:pPr>
+            <w:r>
+              <w:rPr>
+                <w:sz w:val="17"/>
+              </w:rPr>
+              <w:t>OA-01</w:t>
+            </w:r>
+          </w:p>
+        </w:tc>
+        <w:tc>
+          <w:tcPr>
+            <w:tcW w:type="dxa" w:w="5314"/>
+            <w:shd w:val="clear" w:color="auto" w:fill="F5F5F5"/>
+          </w:tcPr>
+          <w:p>
+            <w:pPr>
+              <w:keepNext/>
+            </w:pPr>
+            <w:r>
+              <w:rPr>
+                <w:sz w:val="17"/>
+              </w:rPr>
+              <w:t>EJ-0201 · ED-0210</w:t>
+            </w:r>
+          </w:p>
+        </w:tc>
+        <w:tc>
+          <w:tcPr>
+            <w:tcW w:type="dxa" w:w="1299"/>
+            <w:shd w:val="clear" w:color="auto" w:fill="F5F5F5"/>
+          </w:tcPr>
+          <w:p>
+            <w:pPr>
+              <w:keepNext/>
+            </w:pPr>
+            <w:r>
+              <w:rPr>
+                <w:sz w:val="17"/>
+              </w:rPr>
+              <w:t>MA-01</w:t>
+            </w:r>
+          </w:p>
+        </w:tc>
+      </w:tr>
+      <w:tr>
+        <w:trPr>
+          <w:cantSplit/>
+        </w:trPr>
+        <w:tc>
+          <w:tcPr>
+            <w:tcW w:type="dxa" w:w="709"/>
+          </w:tcPr>
+          <w:p>
+            <w:r>
+              <w:rPr>
+                <w:sz w:val="17"/>
+              </w:rPr>
+              <w:t>3</w:t>
+            </w:r>
+          </w:p>
+        </w:tc>
+        <w:tc>
+          <w:tcPr>
+            <w:tcW w:type="dxa" w:w="1299"/>
+          </w:tcPr>
+          <w:p>
+            <w:r>
+              <w:rPr>
+                <w:sz w:val="17"/>
+              </w:rPr>
+              <w:t>MD-02</w:t>
+            </w:r>
+          </w:p>
+        </w:tc>
+        <w:tc>
+          <w:tcPr>
+            <w:tcW w:type="dxa" w:w="1181"/>
+          </w:tcPr>
+          <w:p>
+            <w:r>
+              <w:rPr>
+                <w:sz w:val="17"/>
+              </w:rPr>
+              <w:t>OA-01</w:t>
+            </w:r>
+          </w:p>
+        </w:tc>
+        <w:tc>
+          <w:tcPr>
+            <w:tcW w:type="dxa" w:w="5314"/>
+          </w:tcPr>
+          <w:p>
+            <w:r>
+              <w:rPr>
+                <w:sz w:val="17"/>
+              </w:rPr>
+              <w:t>EJ-0202 · ED-0210</w:t>
+            </w:r>
+          </w:p>
+        </w:tc>
+        <w:tc>
+          <w:tcPr>
+            <w:tcW w:type="dxa" w:w="1299"/>
+          </w:tcPr>
+          <w:p>
+            <w:r>
+              <w:rPr>
+                <w:sz w:val="17"/>
+              </w:rPr>
+              <w:t>MA-01</w:t>
+            </w:r>
+          </w:p>
+        </w:tc>
+      </w:tr>
+      <w:tr>
+        <w:trPr>
+          <w:cantSplit/>
+        </w:trPr>
+        <w:tc>
+          <w:tcPr>
+            <w:tcW w:type="dxa" w:w="709"/>
+            <w:shd w:val="clear" w:color="auto" w:fill="F5F5F5"/>
+          </w:tcPr>
+          <w:p>
+            <w:r>
+              <w:rPr>
+                <w:sz w:val="17"/>
+              </w:rPr>
+              <w:t>4</w:t>
+            </w:r>
+          </w:p>
+        </w:tc>
+        <w:tc>
+          <w:tcPr>
+            <w:tcW w:type="dxa" w:w="1299"/>
+            <w:shd w:val="clear" w:color="auto" w:fill="F5F5F5"/>
+          </w:tcPr>
+          <w:p>
+            <w:r>
+              <w:rPr>
+                <w:sz w:val="17"/>
+              </w:rPr>
+              <w:t>MD-03</w:t>
+            </w:r>
+          </w:p>
+        </w:tc>
+        <w:tc>
+          <w:tcPr>
+            <w:tcW w:type="dxa" w:w="1181"/>
+            <w:shd w:val="clear" w:color="auto" w:fill="F5F5F5"/>
+          </w:tcPr>
+          <w:p>
+            <w:r>
+              <w:rPr>
+                <w:sz w:val="17"/>
+              </w:rPr>
+              <w:t>OA-02</w:t>
+            </w:r>
+          </w:p>
+        </w:tc>
+        <w:tc>
+          <w:tcPr>
+            <w:tcW w:type="dxa" w:w="5314"/>
+            <w:shd w:val="clear" w:color="auto" w:fill="F5F5F5"/>
+          </w:tcPr>
+          <w:p>
+            <w:r>
+              <w:rPr>
+                <w:sz w:val="17"/>
+              </w:rPr>
+              <w:t>OB-0220 · Canciones del recreo · Autor del caso (ficticio) · ED-0220 · Donación Mbokaja</w:t>
+            </w:r>
+          </w:p>
+        </w:tc>
+        <w:tc>
+          <w:tcPr>
+            <w:tcW w:type="dxa" w:w="1299"/>
+            <w:shd w:val="clear" w:color="auto" w:fill="F5F5F5"/>
+          </w:tcPr>
+          <w:p>
+            <w:r>
+              <w:rPr>
+                <w:sz w:val="17"/>
+              </w:rPr>
+              <w:t>MA-04</w:t>
+            </w:r>
+          </w:p>
+        </w:tc>
+      </w:tr>
+      <w:tr>
+        <w:trPr>
+          <w:cantSplit/>
+        </w:trPr>
+        <w:tc>
+          <w:tcPr>
+            <w:tcW w:type="dxa" w:w="709"/>
+          </w:tcPr>
+          <w:p>
+            <w:r>
+              <w:rPr>
+                <w:sz w:val="17"/>
+              </w:rPr>
+              <w:t>5</w:t>
+            </w:r>
+          </w:p>
+        </w:tc>
+        <w:tc>
+          <w:tcPr>
+            <w:tcW w:type="dxa" w:w="1299"/>
+          </w:tcPr>
+          <w:p>
+            <w:r>
+              <w:rPr>
+                <w:sz w:val="17"/>
+              </w:rPr>
+              <w:t>MD-03</w:t>
+            </w:r>
+          </w:p>
+        </w:tc>
+        <w:tc>
+          <w:tcPr>
+            <w:tcW w:type="dxa" w:w="1181"/>
+          </w:tcPr>
+          <w:p>
+            <w:r>
+              <w:rPr>
+                <w:sz w:val="17"/>
+              </w:rPr>
+              <w:t>OA-01</w:t>
+            </w:r>
+          </w:p>
+        </w:tc>
+        <w:tc>
+          <w:tcPr>
+            <w:tcW w:type="dxa" w:w="5314"/>
+          </w:tcPr>
+          <w:p>
+            <w:r>
+              <w:rPr>
+                <w:sz w:val="17"/>
+              </w:rPr>
+              <w:t>EJ-0202 · ED-0220</w:t>
+            </w:r>
+          </w:p>
+        </w:tc>
+        <w:tc>
+          <w:tcPr>
+            <w:tcW w:type="dxa" w:w="1299"/>
+          </w:tcPr>
+          <w:p>
+            <w:r>
+              <w:rPr>
+                <w:sz w:val="17"/>
+              </w:rPr>
+              <w:t>MA-02</w:t>
+            </w:r>
+          </w:p>
+        </w:tc>
+      </w:tr>
+      <w:tr>
+        <w:trPr>
+          <w:cantSplit/>
+        </w:trPr>
+        <w:tc>
+          <w:tcPr>
+            <w:tcW w:type="dxa" w:w="709"/>
+            <w:shd w:val="clear" w:color="auto" w:fill="F5F5F5"/>
+          </w:tcPr>
+          <w:p>
+            <w:r>
+              <w:rPr>
+                <w:sz w:val="17"/>
+              </w:rPr>
+              <w:t>6</w:t>
+            </w:r>
+          </w:p>
+        </w:tc>
+        <w:tc>
+          <w:tcPr>
+            <w:tcW w:type="dxa" w:w="1299"/>
+            <w:shd w:val="clear" w:color="auto" w:fill="F5F5F5"/>
+          </w:tcPr>
+          <w:p>
+            <w:r>
+              <w:rPr>
+                <w:sz w:val="17"/>
+              </w:rPr>
+              <w:t>MD-04</w:t>
+            </w:r>
+          </w:p>
+        </w:tc>
+        <w:tc>
+          <w:tcPr>
+            <w:tcW w:type="dxa" w:w="1181"/>
+            <w:shd w:val="clear" w:color="auto" w:fill="F5F5F5"/>
+          </w:tcPr>
+          <w:p>
+            <w:r>
+              <w:rPr>
+                <w:sz w:val="17"/>
+              </w:rPr>
+              <w:t>OA-01</w:t>
+            </w:r>
+          </w:p>
+        </w:tc>
+        <w:tc>
+          <w:tcPr>
+            <w:tcW w:type="dxa" w:w="5314"/>
+            <w:shd w:val="clear" w:color="auto" w:fill="F5F5F5"/>
+          </w:tcPr>
+          <w:p>
+            <w:r>
+              <w:rPr>
+                <w:sz w:val="17"/>
+              </w:rPr>
+              <w:t>EJ-0204 · ED-0210</w:t>
+            </w:r>
+          </w:p>
+        </w:tc>
+        <w:tc>
+          <w:tcPr>
+            <w:tcW w:type="dxa" w:w="1299"/>
+            <w:shd w:val="clear" w:color="auto" w:fill="F5F5F5"/>
+          </w:tcPr>
+          <w:p>
+            <w:r>
+              <w:rPr>
+                <w:sz w:val="17"/>
+              </w:rPr>
+              <w:t>MA-01</w:t>
+            </w:r>
+          </w:p>
+        </w:tc>
+      </w:tr>
+      <w:tr>
+        <w:trPr>
+          <w:cantSplit/>
+        </w:trPr>
+        <w:tc>
+          <w:tcPr>
+            <w:tcW w:type="dxa" w:w="709"/>
+          </w:tcPr>
+          <w:p>
+            <w:r>
+              <w:rPr>
+                <w:sz w:val="17"/>
+              </w:rPr>
+              <w:t>7</w:t>
+            </w:r>
+          </w:p>
+        </w:tc>
+        <w:tc>
+          <w:tcPr>
+            <w:tcW w:type="dxa" w:w="1299"/>
+          </w:tcPr>
+          <w:p>
+            <w:r>
+              <w:rPr>
+                <w:sz w:val="17"/>
+              </w:rPr>
+              <w:t>MD-05</w:t>
+            </w:r>
+          </w:p>
+        </w:tc>
+        <w:tc>
+          <w:tcPr>
+            <w:tcW w:type="dxa" w:w="1181"/>
+          </w:tcPr>
+          <w:p>
+            <w:r>
+              <w:rPr>
+                <w:sz w:val="17"/>
+              </w:rPr>
+              <w:t>OA-02</w:t>
+            </w:r>
+          </w:p>
+        </w:tc>
+        <w:tc>
+          <w:tcPr>
+            <w:tcW w:type="dxa" w:w="5314"/>
+          </w:tcPr>
+          <w:p>
+            <w:r>
+              <w:rPr>
+                <w:sz w:val="17"/>
+              </w:rPr>
+              <w:t>OB-0230 · Mapas de mi país · ED-0230 · Donación Mbokaja</w:t>
+            </w:r>
+          </w:p>
+        </w:tc>
+        <w:tc>
+          <w:tcPr>
+            <w:tcW w:type="dxa" w:w="1299"/>
+          </w:tcPr>
+          <w:p>
+            <w:r>
+              <w:rPr>
+                <w:sz w:val="17"/>
+              </w:rPr>
+              <w:t>MV-01</w:t>
+            </w:r>
+          </w:p>
+        </w:tc>
+      </w:tr>
+      <w:tr>
+        <w:trPr>
+          <w:cantSplit/>
+        </w:trPr>
+        <w:tc>
+          <w:tcPr>
+            <w:tcW w:type="dxa" w:w="709"/>
+            <w:shd w:val="clear" w:color="auto" w:fill="F5F5F5"/>
+          </w:tcPr>
+          <w:p>
+            <w:r>
+              <w:rPr>
+                <w:sz w:val="17"/>
+              </w:rPr>
+              <w:t>8</w:t>
+            </w:r>
+          </w:p>
+        </w:tc>
+        <w:tc>
+          <w:tcPr>
+            <w:tcW w:type="dxa" w:w="1299"/>
+            <w:shd w:val="clear" w:color="auto" w:fill="F5F5F5"/>
+          </w:tcPr>
+          <w:p>
+            <w:r>
+              <w:rPr>
+                <w:sz w:val="17"/>
+              </w:rPr>
+              <w:t>MD-06</w:t>
+            </w:r>
+          </w:p>
+        </w:tc>
+        <w:tc>
+          <w:tcPr>
+            <w:tcW w:type="dxa" w:w="1181"/>
+            <w:shd w:val="clear" w:color="auto" w:fill="F5F5F5"/>
+          </w:tcPr>
+          <w:p>
+            <w:r>
+              <w:rPr>
+                <w:sz w:val="17"/>
+              </w:rPr>
+              <w:t>OA-01</w:t>
+            </w:r>
+          </w:p>
+        </w:tc>
+        <w:tc>
+          <w:tcPr>
+            <w:tcW w:type="dxa" w:w="5314"/>
+            <w:shd w:val="clear" w:color="auto" w:fill="F5F5F5"/>
+          </w:tcPr>
+          <w:p>
+            <w:r>
+              <w:rPr>
+                <w:sz w:val="17"/>
+              </w:rPr>
+              <w:t>MB205 · ED-0230</w:t>
+            </w:r>
+          </w:p>
+        </w:tc>
+        <w:tc>
+          <w:tcPr>
+            <w:tcW w:type="dxa" w:w="1299"/>
+            <w:shd w:val="clear" w:color="auto" w:fill="F5F5F5"/>
+          </w:tcPr>
+          <w:p>
+            <w:r>
+              <w:rPr>
+                <w:sz w:val="17"/>
+              </w:rPr>
+              <w:t>MV-02</w:t>
+            </w:r>
+          </w:p>
+        </w:tc>
+      </w:tr>
+      <w:tr>
+        <w:trPr>
+          <w:cantSplit/>
+        </w:trPr>
+        <w:tc>
+          <w:tcPr>
+            <w:tcW w:type="dxa" w:w="709"/>
+          </w:tcPr>
+          <w:p>
+            <w:r>
+              <w:rPr>
+                <w:sz w:val="17"/>
+              </w:rPr>
+              <w:t>9</w:t>
+            </w:r>
+          </w:p>
+        </w:tc>
+        <w:tc>
+          <w:tcPr>
+            <w:tcW w:type="dxa" w:w="1299"/>
+          </w:tcPr>
+          <w:p>
+            <w:r>
+              <w:rPr>
+                <w:sz w:val="17"/>
+              </w:rPr>
+              <w:t>MD-06</w:t>
+            </w:r>
+          </w:p>
+        </w:tc>
+        <w:tc>
+          <w:tcPr>
+            <w:tcW w:type="dxa" w:w="1181"/>
+          </w:tcPr>
+          <w:p>
+            <w:r>
+              <w:rPr>
+                <w:sz w:val="17"/>
+              </w:rPr>
+              <w:t>OA-02</w:t>
+            </w:r>
+          </w:p>
+        </w:tc>
+        <w:tc>
+          <w:tcPr>
+            <w:tcW w:type="dxa" w:w="5314"/>
+          </w:tcPr>
+          <w:p>
+            <w:r>
+              <w:rPr>
+                <w:sz w:val="17"/>
+              </w:rPr>
+              <w:t>OB-0230 · Mapas de mi país · Equipo editorial (ficticio) · ED-0230 · Donación Mbokaja</w:t>
+            </w:r>
+          </w:p>
+        </w:tc>
+        <w:tc>
+          <w:tcPr>
+            <w:tcW w:type="dxa" w:w="1299"/>
+          </w:tcPr>
+          <w:p>
+            <w:r>
+              <w:rPr>
+                <w:sz w:val="17"/>
+              </w:rPr>
+              <w:t>MA-04</w:t>
+            </w:r>
+          </w:p>
+        </w:tc>
+      </w:tr>
+      <w:tr>
+        <w:trPr>
+          <w:cantSplit/>
+        </w:trPr>
+        <w:tc>
+          <w:tcPr>
+            <w:tcW w:type="dxa" w:w="709"/>
+            <w:shd w:val="clear" w:color="auto" w:fill="F5F5F5"/>
+          </w:tcPr>
+          <w:p>
+            <w:r>
+              <w:rPr>
+                <w:sz w:val="17"/>
+              </w:rPr>
+              <w:t>10</w:t>
+            </w:r>
+          </w:p>
+        </w:tc>
+        <w:tc>
+          <w:tcPr>
+            <w:tcW w:type="dxa" w:w="1299"/>
+            <w:shd w:val="clear" w:color="auto" w:fill="F5F5F5"/>
+          </w:tcPr>
+          <w:p>
+            <w:r>
+              <w:rPr>
+                <w:sz w:val="17"/>
+              </w:rPr>
+              <w:t>MD-05 y MD-06</w:t>
+            </w:r>
+          </w:p>
+        </w:tc>
+        <w:tc>
+          <w:tcPr>
+            <w:tcW w:type="dxa" w:w="1181"/>
+            <w:shd w:val="clear" w:color="auto" w:fill="F5F5F5"/>
+          </w:tcPr>
+          <w:p>
+            <w:r>
+              <w:rPr>
+                <w:sz w:val="17"/>
+              </w:rPr>
+              <w:t>OA-01</w:t>
+            </w:r>
+          </w:p>
+        </w:tc>
+        <w:tc>
+          <w:tcPr>
+            <w:tcW w:type="dxa" w:w="5314"/>
+            <w:shd w:val="clear" w:color="auto" w:fill="F5F5F5"/>
+          </w:tcPr>
+          <w:p>
+            <w:r>
+              <w:rPr>
+                <w:sz w:val="17"/>
+              </w:rPr>
+              <w:t>EJ-0205 · ED-0230</w:t>
+            </w:r>
+          </w:p>
+        </w:tc>
+        <w:tc>
+          <w:tcPr>
+            <w:tcW w:type="dxa" w:w="1299"/>
+            <w:shd w:val="clear" w:color="auto" w:fill="F5F5F5"/>
+          </w:tcPr>
+          <w:p>
+            <w:r>
+              <w:rPr>
+                <w:sz w:val="17"/>
+              </w:rPr>
+              <w:t>MA-01</w:t>
+            </w:r>
+          </w:p>
+        </w:tc>
+      </w:tr>
+      <w:tr>
+        <w:trPr>
+          <w:cantSplit/>
+        </w:trPr>
+        <w:tc>
+          <w:tcPr>
+            <w:tcW w:type="dxa" w:w="709"/>
+          </w:tcPr>
+          <w:p>
+            <w:r>
+              <w:rPr>
+                <w:sz w:val="17"/>
+              </w:rPr>
+              <w:t>11</w:t>
+            </w:r>
+          </w:p>
+        </w:tc>
+        <w:tc>
+          <w:tcPr>
+            <w:tcW w:type="dxa" w:w="1299"/>
+          </w:tcPr>
+          <w:p>
+            <w:r>
+              <w:rPr>
+                <w:sz w:val="17"/>
+              </w:rPr>
+              <w:t>ML-1</w:t>
+            </w:r>
+          </w:p>
+        </w:tc>
+        <w:tc>
+          <w:tcPr>
+            <w:tcW w:type="dxa" w:w="1181"/>
+          </w:tcPr>
+          <w:p>
+            <w:r>
+              <w:rPr>
+                <w:sz w:val="17"/>
+              </w:rPr>
+              <w:t>OA-03</w:t>
+            </w:r>
+          </w:p>
+        </w:tc>
+        <w:tc>
+          <w:tcPr>
+            <w:tcW w:type="dxa" w:w="5314"/>
+          </w:tcPr>
+          <w:p>
+            <w:r>
+              <w:rPr>
+                <w:sz w:val="17"/>
+              </w:rPr>
+              <w:t>LE-0301 · Lector ML-1 (ficticio) · estudiante</w:t>
+            </w:r>
+          </w:p>
+        </w:tc>
+        <w:tc>
+          <w:tcPr>
+            <w:tcW w:type="dxa" w:w="1299"/>
+          </w:tcPr>
+          <w:p>
+            <w:r>
+              <w:rPr>
+                <w:sz w:val="17"/>
+              </w:rPr>
+              <w:t>MV-03</w:t>
+            </w:r>
+          </w:p>
+        </w:tc>
+      </w:tr>
+      <w:tr>
+        <w:trPr>
+          <w:cantSplit/>
+        </w:trPr>
+        <w:tc>
+          <w:tcPr>
+            <w:tcW w:type="dxa" w:w="709"/>
+            <w:shd w:val="clear" w:color="auto" w:fill="F5F5F5"/>
+          </w:tcPr>
+          <w:p>
+            <w:pPr>
+              <w:keepNext/>
+            </w:pPr>
+            <w:r>
+              <w:rPr>
+                <w:sz w:val="17"/>
+              </w:rPr>
+              <w:t>12</w:t>
+            </w:r>
+          </w:p>
+        </w:tc>
+        <w:tc>
+          <w:tcPr>
+            <w:tcW w:type="dxa" w:w="1299"/>
+            <w:shd w:val="clear" w:color="auto" w:fill="F5F5F5"/>
+          </w:tcPr>
+          <w:p>
+            <w:pPr>
+              <w:keepNext/>
+            </w:pPr>
+            <w:r>
+              <w:rPr>
+                <w:sz w:val="17"/>
+              </w:rPr>
+              <w:t>ML-2</w:t>
+            </w:r>
+          </w:p>
+        </w:tc>
+        <w:tc>
+          <w:tcPr>
+            <w:tcW w:type="dxa" w:w="1181"/>
+            <w:shd w:val="clear" w:color="auto" w:fill="F5F5F5"/>
+          </w:tcPr>
+          <w:p>
+            <w:pPr>
+              <w:keepNext/>
+            </w:pPr>
+            <w:r>
+              <w:rPr>
+                <w:sz w:val="17"/>
+              </w:rPr>
+              <w:t>OA-03</w:t>
+            </w:r>
+          </w:p>
+        </w:tc>
+        <w:tc>
+          <w:tcPr>
+            <w:tcW w:type="dxa" w:w="5314"/>
+            <w:shd w:val="clear" w:color="auto" w:fill="F5F5F5"/>
+          </w:tcPr>
+          <w:p>
+            <w:pPr>
+              <w:keepNext/>
+            </w:pPr>
+            <w:r>
+              <w:rPr>
+                <w:sz w:val="17"/>
+              </w:rPr>
+              <w:t>LE-0302 · Lector ML-2 (ficticio) · docente · 6.º</w:t>
+            </w:r>
+          </w:p>
+        </w:tc>
+        <w:tc>
+          <w:tcPr>
+            <w:tcW w:type="dxa" w:w="1299"/>
+            <w:shd w:val="clear" w:color="auto" w:fill="F5F5F5"/>
+          </w:tcPr>
+          <w:p>
+            <w:pPr>
+              <w:keepNext/>
+            </w:pPr>
+            <w:r>
+              <w:rPr>
+                <w:sz w:val="17"/>
+              </w:rPr>
+              <w:t>MV-04</w:t>
+            </w:r>
+          </w:p>
+        </w:tc>
+      </w:tr>
+      <w:tr>
+        <w:trPr>
+          <w:cantSplit/>
+        </w:trPr>
+        <w:tc>
+          <w:tcPr>
+            <w:tcW w:type="dxa" w:w="709"/>
+          </w:tcPr>
+          <w:p>
+            <w:r>
+              <w:rPr>
+                <w:sz w:val="17"/>
+              </w:rPr>
+              <w:t>13</w:t>
+            </w:r>
+          </w:p>
+        </w:tc>
+        <w:tc>
+          <w:tcPr>
+            <w:tcW w:type="dxa" w:w="1299"/>
+          </w:tcPr>
+          <w:p>
+            <w:r>
+              <w:rPr>
+                <w:sz w:val="17"/>
+              </w:rPr>
+              <w:t>ML-3</w:t>
+            </w:r>
+          </w:p>
+        </w:tc>
+        <w:tc>
+          <w:tcPr>
+            <w:tcW w:type="dxa" w:w="1181"/>
+          </w:tcPr>
+          <w:p>
+            <w:r>
+              <w:rPr>
+                <w:sz w:val="17"/>
+              </w:rPr>
+              <w:t>OA-03</w:t>
+            </w:r>
+          </w:p>
+        </w:tc>
+        <w:tc>
+          <w:tcPr>
+            <w:tcW w:type="dxa" w:w="5314"/>
+          </w:tcPr>
+          <w:p>
+            <w:r>
+              <w:rPr>
+                <w:sz w:val="17"/>
+              </w:rPr>
+              <w:t>LE-0303 · Lector ML-3 (ficticio) · estudiante · 6.º grado</w:t>
+            </w:r>
+          </w:p>
+        </w:tc>
+        <w:tc>
+          <w:tcPr>
+            <w:tcW w:type="dxa" w:w="1299"/>
+          </w:tcPr>
+          <w:p>
+            <w:r>
+              <w:rPr>
+                <w:sz w:val="17"/>
+              </w:rPr>
+              <w:t>MA-06</w:t>
+            </w:r>
+          </w:p>
+        </w:tc>
+      </w:tr>
+    </w:tbl>
+    <w:p>
+      <w:pPr>
+        <w:spacing w:after="40"/>
+      </w:pPr>
+    </w:p>
+    <w:p>
+      <w:pPr>
+        <w:spacing w:before="0" w:after="80"/>
+        <w:jc w:val="both"/>
+      </w:pPr>
+      <w:r>
+        <w:rPr>
+          <w:b w:val="0"/>
+          <w:i w:val="0"/>
+          <w:sz w:val="20"/>
+        </w:rPr>
         <w:t>Referencia para el docente: las validaciones del lector de la referencia docente (OA-03 y OA-04). El libro no las publica: los equipos las construyen con la Tabla 11.2.</w:t>
       </w:r>
     </w:p>
@@ -11113,7 +12257,7 @@
               <w:rPr>
                 <w:sz w:val="18"/>
               </w:rPr>
-              <w:t>MD-01: se registra (obra nueva, su edición y el ejemplar MB-201). MD-02: se registra como otro ejemplar de la misma obra y edición (MB-202). MD-03: el sistema la rechaza con MA-02 (MB-202 ya existe): hay que revisar la etiqueta del libro y darle otra. MD-04: se corrige antes: es la misma obra que MD-01; el ejemplar MB-204 va en esa edición. MD-05: falta el autor: MV-01 al registrar la obra; hay que pedir el dato. MD-06: MV-02 por el formato (MB205). ML-1: MV-03, falta el curso (4.º grado). ML-2: MV-04, el docente no lleva curso. ML-3: se registra (MA-06).</w:t>
+              <w:t>MD-01: se registra (obra nueva OB-0210, edición ED-0210 y el ejemplar EJ-0201, que corresponde a MB-201). MD-02: otro ejemplar de la misma obra y edición (EJ-0202). MD-03: la etiqueta repite MB-202: el sistema responde MA-02; hay que revisar el libro y darle otra etiqueta. MD-04: se corrige antes: es la misma obra que MD-01, y el ejemplar EJ-0204 va en ED-0210. MD-05: falta el autor: MV-01 al registrar la obra. MD-06: MB205 se escribe tal cual y responde MV-02. ML-1: MV-03, falta el curso (4.º grado). ML-2: MV-04, el docente no lleva curso. ML-3: se registra (MA-06). Los mensajes obtenidos en la copia tienen que coincidir con los previstos (tabla de la secuencia comprobada).</w:t>
             </w:r>
           </w:p>
         </w:tc>
@@ -11152,7 +12296,7 @@
               <w:rPr>
                 <w:sz w:val="18"/>
               </w:rPr>
-              <w:t>«La laguna de los patos»: una obra, una edición (salvo que las tapas muestren ediciones distintas) y tres ejemplares (MB-201, MB-202 y MB-204), con el título bien escrito. «Canciones del recreo»: una obra, una edición y un ejemplar con una etiqueta nueva. «Mapas de mi país»: MD-05 y MD-06 son probablemente el mismo libro (MB-205 sin autor y MB205 con autor): se revisa el estante y, si es uno, se registra una sola vez con el autor de MD-06. Orden: OA-02 antes que OA-01. Consulta esperada: 3, 1 y 1 disponibles (o 2 si los mapas son dos libros con etiquetas distintas).</w:t>
+              <w:t>«La laguna de los patos»: una obra, una edición y tres ejemplares (EJ-0201, EJ-0202 y EJ-0204), con el título bien escrito: la consulta «laguna» da 3 ejemplares y 3 disponibles. «Canciones del recreo»: la obra y su edición se registran, pero su ejemplar se rechaza con MA-02: la consulta «Canciones» responde ME-08 hasta que el libro recibe una etiqueta nueva (por ejemplo, MB-203 → EJ-0203), y entonces da 1 disponible. «Mapas de mi país»: MD-05 y MD-06 son probablemente el mismo libro; se registra una sola vez, con el autor de MD-06: 1 disponible. Orden: OA-02 antes que OA-01. Se valora que el equipo explique la diferencia de «Canciones» en lugar de anotar solo el número.</w:t>
             </w:r>
           </w:p>
         </w:tc>
@@ -11183,7 +12327,7 @@
               <w:rPr>
                 <w:sz w:val="18"/>
               </w:rPr>
-              <w:t>Los voluntarios no usan la cuenta del encargado. Opción esperada: usan solo la consulta pública, que no pide sesión ni muestra datos de lectores (MN-05, RNF-03), y el encargado registra. Si la escuela quiere que registren, hace falta una solicitud de cambio con un rol nuevo, una zona y su comprobación en el servidor, sin acceso a datos de otros estudiantes. Prueba: con la cuenta del voluntario (si existe), pedir un préstamo o el informe responde ME-13 y no cambia nada.</w:t>
+              <w:t>En papel. Los voluntarios no usan la cuenta del encargado. Opción esperada: usan solo la consulta pública, que no pide sesión ni muestra datos de lectores (MN-05, RNF-03), y el encargado registra. Si la escuela quiere que registren, hace falta una solicitud de cambio con un rol nuevo, una zona y su comprobación en el servidor, sin acceso a datos de otros estudiantes. Prueba diseñada: con la cuenta del voluntario, pedir un préstamo o el informe tendría que responder ME-13 sin cambiar nada.</w:t>
             </w:r>
           </w:p>
         </w:tc>
@@ -11289,7 +12433,7 @@
               <w:rPr>
                 <w:sz w:val="18"/>
               </w:rPr>
-              <w:t>Ningún código repetido se registra y cada rechazo tiene su mensaje.</w:t>
+              <w:t>La carga se hace en una copia de práctica, con la correspondencia fija; la base de la clase no cambia.</w:t>
             </w:r>
           </w:p>
         </w:tc>
@@ -11305,7 +12449,7 @@
               <w:rPr>
                 <w:sz w:val="18"/>
               </w:rPr>
-              <w:t>Indicadores 2 y 3</w:t>
+              <w:t>Indicador 3</w:t>
             </w:r>
           </w:p>
         </w:tc>
@@ -11327,7 +12471,7 @@
               <w:rPr>
                 <w:sz w:val="18"/>
               </w:rPr>
-              <w:t>El título mal escrito no crea una obra nueva (Nivel 2 o 3).</w:t>
+              <w:t>Ningún código repetido se registra y cada rechazo tiene su mensaje.</w:t>
             </w:r>
           </w:p>
         </w:tc>
@@ -11344,7 +12488,7 @@
               <w:rPr>
                 <w:sz w:val="18"/>
               </w:rPr>
-              <w:t>Indicador 3</w:t>
+              <w:t>Indicadores 2 y 3</w:t>
             </w:r>
           </w:p>
         </w:tc>
@@ -11365,7 +12509,7 @@
               <w:rPr>
                 <w:sz w:val="18"/>
               </w:rPr>
-              <w:t>El estudiante sin curso y el docente con curso se rechazan.</w:t>
+              <w:t>El título mal escrito no crea una obra nueva (Nivel 2 o 3).</w:t>
             </w:r>
           </w:p>
         </w:tc>
@@ -11381,7 +12525,7 @@
               <w:rPr>
                 <w:sz w:val="18"/>
               </w:rPr>
-              <w:t>Indicador 2</w:t>
+              <w:t>Indicador 3</w:t>
             </w:r>
           </w:p>
         </w:tc>
@@ -11396,11 +12540,14 @@
             <w:shd w:val="clear" w:color="auto" w:fill="F5F5F5"/>
           </w:tcPr>
           <w:p>
-            <w:r>
-              <w:rPr>
-                <w:sz w:val="18"/>
-              </w:rPr>
-              <w:t>Los voluntarios no comparten la cuenta ni ven datos de lectores, comprobado en el servidor (Nivel 3).</w:t>
+            <w:pPr>
+              <w:keepNext/>
+            </w:pPr>
+            <w:r>
+              <w:rPr>
+                <w:sz w:val="18"/>
+              </w:rPr>
+              <w:t>El estudiante sin curso y el docente con curso se rechazan.</w:t>
             </w:r>
           </w:p>
         </w:tc>
@@ -11408,6 +12555,40 @@
           <w:tcPr>
             <w:tcW w:type="dxa" w:w="2126"/>
             <w:shd w:val="clear" w:color="auto" w:fill="F5F5F5"/>
+          </w:tcPr>
+          <w:p>
+            <w:pPr>
+              <w:keepNext/>
+            </w:pPr>
+            <w:r>
+              <w:rPr>
+                <w:sz w:val="18"/>
+              </w:rPr>
+              <w:t>Indicador 2</w:t>
+            </w:r>
+          </w:p>
+        </w:tc>
+      </w:tr>
+      <w:tr>
+        <w:trPr>
+          <w:cantSplit/>
+        </w:trPr>
+        <w:tc>
+          <w:tcPr>
+            <w:tcW w:type="dxa" w:w="7676"/>
+          </w:tcPr>
+          <w:p>
+            <w:r>
+              <w:rPr>
+                <w:sz w:val="18"/>
+              </w:rPr>
+              <w:t>Los voluntarios no comparten la cuenta ni ven datos de lectores, comprobado en el servidor (Nivel 3).</w:t>
+            </w:r>
+          </w:p>
+        </w:tc>
+        <w:tc>
+          <w:tcPr>
+            <w:tcW w:type="dxa" w:w="2126"/>
           </w:tcPr>
           <w:p>
             <w:r>
@@ -21942,7 +23123,7 @@
           <w:i w:val="0"/>
           <w:sz w:val="20"/>
         </w:rPr>
-        <w:t>Entorno de todas las pruebas: Linux 6.18.44-fc-v140 (x86_64); PHP 8.3.6; SQLite 3.45.1; 2026-10-21 04:47; Contenedor Linux de construcción del lote. NO es una computadora escolar ni Windows: las pruebas de campo E-1 a E-12 siguen pendientes.</w:t>
+        <w:t>Entorno de todas las pruebas: Linux 6.18.44-fc-v140 (x86_64); PHP 8.3.6; SQLite 3.45.1; 2026-10-21 09:15; Contenedor Linux de construcción del lote. NO es una computadora escolar ni Windows: las pruebas de campo E-1 a E-12 siguen pendientes.</w:t>
       </w:r>
     </w:p>
     <w:p>
@@ -22662,9 +23843,6 @@
             <w:shd w:val="clear" w:color="auto" w:fill="F5F5F5"/>
           </w:tcPr>
           <w:p>
-            <w:pPr>
-              <w:keepNext/>
-            </w:pPr>
             <w:r>
               <w:rPr>
                 <w:sz w:val="18"/>
@@ -22679,9 +23857,6 @@
             <w:shd w:val="clear" w:color="auto" w:fill="F5F5F5"/>
           </w:tcPr>
           <w:p>
-            <w:pPr>
-              <w:keepNext/>
-            </w:pPr>
             <w:r>
               <w:rPr>
                 <w:sz w:val="18"/>
@@ -22696,9 +23871,6 @@
             <w:shd w:val="clear" w:color="auto" w:fill="F5F5F5"/>
           </w:tcPr>
           <w:p>
-            <w:pPr>
-              <w:keepNext/>
-            </w:pPr>
             <w:r>
               <w:rPr>
                 <w:sz w:val="18"/>
@@ -22717,6 +23889,9 @@
             <w:tcW w:type="dxa" w:w="2362"/>
           </w:tcPr>
           <w:p>
+            <w:pPr>
+              <w:keepNext/>
+            </w:pPr>
             <w:r>
               <w:rPr>
                 <w:sz w:val="18"/>
@@ -22730,6 +23905,9 @@
             <w:tcW w:type="dxa" w:w="3897"/>
           </w:tcPr>
           <w:p>
+            <w:pPr>
+              <w:keepNext/>
+            </w:pPr>
             <w:r>
               <w:rPr>
                 <w:sz w:val="18"/>
@@ -22743,11 +23921,61 @@
             <w:tcW w:type="dxa" w:w="3543"/>
           </w:tcPr>
           <w:p>
+            <w:pPr>
+              <w:keepNext/>
+            </w:pPr>
             <w:r>
               <w:rPr>
                 <w:sz w:val="18"/>
               </w:rPr>
               <w:t>5 de 5 correctas</w:t>
+            </w:r>
+          </w:p>
+        </w:tc>
+      </w:tr>
+      <w:tr>
+        <w:trPr>
+          <w:cantSplit/>
+        </w:trPr>
+        <w:tc>
+          <w:tcPr>
+            <w:tcW w:type="dxa" w:w="2362"/>
+            <w:shd w:val="clear" w:color="auto" w:fill="F5F5F5"/>
+          </w:tcPr>
+          <w:p>
+            <w:r>
+              <w:rPr>
+                <w:sz w:val="18"/>
+              </w:rPr>
+              <w:t>Práctica 11 (v1.1)</w:t>
+            </w:r>
+          </w:p>
+        </w:tc>
+        <w:tc>
+          <w:tcPr>
+            <w:tcW w:type="dxa" w:w="3897"/>
+            <w:shd w:val="clear" w:color="auto" w:fill="F5F5F5"/>
+          </w:tcPr>
+          <w:p>
+            <w:r>
+              <w:rPr>
+                <w:sz w:val="18"/>
+              </w:rPr>
+              <w:t>Secuencia del nivel 2 en una base temporal</w:t>
+            </w:r>
+          </w:p>
+        </w:tc>
+        <w:tc>
+          <w:tcPr>
+            <w:tcW w:type="dxa" w:w="3543"/>
+            <w:shd w:val="clear" w:color="auto" w:fill="F5F5F5"/>
+          </w:tcPr>
+          <w:p>
+            <w:r>
+              <w:rPr>
+                <w:sz w:val="18"/>
+              </w:rPr>
+              <w:t>17 de 17 correctas</w:t>
             </w:r>
           </w:p>
         </w:tc>
